--- a/Doplneni_Dipl_ZED.docx
+++ b/Doplneni_Dipl_ZED.docx
@@ -4,19 +4,108 @@
   <w:body>
     <w:p>
       <w:pPr>
-        <w:pStyle w:val="NoSpacing"/>
+        <w:pStyle w:val="Bezmezer"/>
         <w:jc w:val="both"/>
         <w:rPr>
           <w:b/>
           <w:bCs/>
         </w:rPr>
       </w:pPr>
+      <w:proofErr w:type="spellStart"/>
       <w:r>
         <w:rPr>
           <w:b/>
           <w:bCs/>
         </w:rPr>
-        <w:t xml:space="preserve">Analýza a vizualizace kybernetických hrozeb pomocí grafové </w:t>
+        <w:t>Analýza</w:t>
+      </w:r>
+      <w:proofErr w:type="spellEnd"/>
+      <w:r>
+        <w:rPr>
+          <w:b/>
+          <w:bCs/>
+        </w:rPr>
+        <w:t xml:space="preserve"> a </w:t>
+      </w:r>
+      <w:proofErr w:type="spellStart"/>
+      <w:r>
+        <w:rPr>
+          <w:b/>
+          <w:bCs/>
+        </w:rPr>
+        <w:t>vizualizace</w:t>
+      </w:r>
+      <w:proofErr w:type="spellEnd"/>
+      <w:r>
+        <w:rPr>
+          <w:b/>
+          <w:bCs/>
+        </w:rPr>
+        <w:t xml:space="preserve"> </w:t>
+      </w:r>
+      <w:proofErr w:type="spellStart"/>
+      <w:r>
+        <w:rPr>
+          <w:b/>
+          <w:bCs/>
+        </w:rPr>
+        <w:t>kybernetických</w:t>
+      </w:r>
+      <w:proofErr w:type="spellEnd"/>
+      <w:r>
+        <w:rPr>
+          <w:b/>
+          <w:bCs/>
+        </w:rPr>
+        <w:t xml:space="preserve"> </w:t>
+      </w:r>
+      <w:proofErr w:type="spellStart"/>
+      <w:r>
+        <w:rPr>
+          <w:b/>
+          <w:bCs/>
+        </w:rPr>
+        <w:t>hrozeb</w:t>
+      </w:r>
+      <w:proofErr w:type="spellEnd"/>
+      <w:r>
+        <w:rPr>
+          <w:b/>
+          <w:bCs/>
+        </w:rPr>
+        <w:t xml:space="preserve"> </w:t>
+      </w:r>
+      <w:proofErr w:type="spellStart"/>
+      <w:r>
+        <w:rPr>
+          <w:b/>
+          <w:bCs/>
+        </w:rPr>
+        <w:t>pomocí</w:t>
+      </w:r>
+      <w:proofErr w:type="spellEnd"/>
+      <w:r>
+        <w:rPr>
+          <w:b/>
+          <w:bCs/>
+        </w:rPr>
+        <w:t xml:space="preserve"> </w:t>
+      </w:r>
+      <w:proofErr w:type="spellStart"/>
+      <w:r>
+        <w:rPr>
+          <w:b/>
+          <w:bCs/>
+        </w:rPr>
+        <w:t>grafové</w:t>
+      </w:r>
+      <w:proofErr w:type="spellEnd"/>
+      <w:r>
+        <w:rPr>
+          <w:b/>
+          <w:bCs/>
+        </w:rPr>
+        <w:t xml:space="preserve"> </w:t>
       </w:r>
       <w:r>
         <w:rPr>
@@ -28,7 +117,7 @@
     </w:p>
     <w:p>
       <w:pPr>
-        <w:pStyle w:val="NoSpacing"/>
+        <w:pStyle w:val="Bezmezer"/>
         <w:jc w:val="both"/>
       </w:pPr>
       <w:r>
@@ -36,18 +125,630 @@
       </w:r>
       <w:r>
         <w:br/>
-        <w:t>Cílem diplomové práce je vytvořit nástroj, který dokáže přehledně zobrazit výsledky zjištěných zranitelností počítače a propojit je s informacemi o aktuálních kybernetických hrozbách. Výsledky získané z open-source nástroje Greenbone (OpenVAS) budou nejprve zpracovány a převedeny do jednotného formátu. Poté budou výsledky uloženy do grafové databáze, kde se propojí s daty o hrozbách z veřejně dostupných zdrojů. Na základě tohoto vznikne vizualizace, která ukáže vztahy mezi nalezenými slabinami systému a útoky, škodlivým softwarem nebo útočnými skupinami. Výsledný webový nástroj umožní uživateli procházet tyto informace a získat přehled o tom, jaká jsou rizika  a jak souvisejí s reálnými kybernetickými útoky.</w:t>
-      </w:r>
-    </w:p>
-    <w:p>
-      <w:pPr>
-        <w:pStyle w:val="NoSpacing"/>
-        <w:jc w:val="both"/>
-      </w:pPr>
-    </w:p>
-    <w:p>
-      <w:pPr>
-        <w:pStyle w:val="NoSpacing"/>
+      </w:r>
+      <w:proofErr w:type="spellStart"/>
+      <w:r>
+        <w:t>Cílem</w:t>
+      </w:r>
+      <w:proofErr w:type="spellEnd"/>
+      <w:r>
+        <w:t xml:space="preserve"> </w:t>
+      </w:r>
+      <w:proofErr w:type="spellStart"/>
+      <w:r>
+        <w:t>diplomové</w:t>
+      </w:r>
+      <w:proofErr w:type="spellEnd"/>
+      <w:r>
+        <w:t xml:space="preserve"> </w:t>
+      </w:r>
+      <w:proofErr w:type="spellStart"/>
+      <w:r>
+        <w:t>práce</w:t>
+      </w:r>
+      <w:proofErr w:type="spellEnd"/>
+      <w:r>
+        <w:t xml:space="preserve"> je </w:t>
+      </w:r>
+      <w:proofErr w:type="spellStart"/>
+      <w:r>
+        <w:t>vytvořit</w:t>
+      </w:r>
+      <w:proofErr w:type="spellEnd"/>
+      <w:r>
+        <w:t xml:space="preserve"> </w:t>
+      </w:r>
+      <w:proofErr w:type="spellStart"/>
+      <w:r>
+        <w:t>nástroj</w:t>
+      </w:r>
+      <w:proofErr w:type="spellEnd"/>
+      <w:r>
+        <w:t xml:space="preserve">, </w:t>
+      </w:r>
+      <w:proofErr w:type="spellStart"/>
+      <w:r>
+        <w:t>který</w:t>
+      </w:r>
+      <w:proofErr w:type="spellEnd"/>
+      <w:r>
+        <w:t xml:space="preserve"> </w:t>
+      </w:r>
+      <w:proofErr w:type="spellStart"/>
+      <w:r>
+        <w:t>dokáže</w:t>
+      </w:r>
+      <w:proofErr w:type="spellEnd"/>
+      <w:r>
+        <w:t xml:space="preserve"> </w:t>
+      </w:r>
+      <w:proofErr w:type="spellStart"/>
+      <w:r>
+        <w:t>přehledně</w:t>
+      </w:r>
+      <w:proofErr w:type="spellEnd"/>
+      <w:r>
+        <w:t xml:space="preserve"> </w:t>
+      </w:r>
+      <w:proofErr w:type="spellStart"/>
+      <w:r>
+        <w:t>zobrazit</w:t>
+      </w:r>
+      <w:proofErr w:type="spellEnd"/>
+      <w:r>
+        <w:t xml:space="preserve"> </w:t>
+      </w:r>
+      <w:proofErr w:type="spellStart"/>
+      <w:r>
+        <w:t>výsledky</w:t>
+      </w:r>
+      <w:proofErr w:type="spellEnd"/>
+      <w:r>
+        <w:t xml:space="preserve"> </w:t>
+      </w:r>
+      <w:proofErr w:type="spellStart"/>
+      <w:r>
+        <w:t>zjištěných</w:t>
+      </w:r>
+      <w:proofErr w:type="spellEnd"/>
+      <w:r>
+        <w:t xml:space="preserve"> </w:t>
+      </w:r>
+      <w:proofErr w:type="spellStart"/>
+      <w:r>
+        <w:t>zranitelností</w:t>
+      </w:r>
+      <w:proofErr w:type="spellEnd"/>
+      <w:r>
+        <w:t xml:space="preserve"> </w:t>
+      </w:r>
+      <w:proofErr w:type="spellStart"/>
+      <w:r>
+        <w:t>počítače</w:t>
+      </w:r>
+      <w:proofErr w:type="spellEnd"/>
+      <w:r>
+        <w:t xml:space="preserve"> a </w:t>
+      </w:r>
+      <w:proofErr w:type="spellStart"/>
+      <w:r>
+        <w:t>propojit</w:t>
+      </w:r>
+      <w:proofErr w:type="spellEnd"/>
+      <w:r>
+        <w:t xml:space="preserve"> je s </w:t>
+      </w:r>
+      <w:proofErr w:type="spellStart"/>
+      <w:r>
+        <w:t>informacemi</w:t>
+      </w:r>
+      <w:proofErr w:type="spellEnd"/>
+      <w:r>
+        <w:t xml:space="preserve"> o </w:t>
+      </w:r>
+      <w:proofErr w:type="spellStart"/>
+      <w:r>
+        <w:t>aktuálních</w:t>
+      </w:r>
+      <w:proofErr w:type="spellEnd"/>
+      <w:r>
+        <w:t xml:space="preserve"> </w:t>
+      </w:r>
+      <w:proofErr w:type="spellStart"/>
+      <w:r>
+        <w:t>kybernetických</w:t>
+      </w:r>
+      <w:proofErr w:type="spellEnd"/>
+      <w:r>
+        <w:t xml:space="preserve"> </w:t>
+      </w:r>
+      <w:proofErr w:type="spellStart"/>
+      <w:r>
+        <w:t>hrozbách</w:t>
+      </w:r>
+      <w:proofErr w:type="spellEnd"/>
+      <w:r>
+        <w:t xml:space="preserve">. </w:t>
+      </w:r>
+      <w:proofErr w:type="spellStart"/>
+      <w:r>
+        <w:t>Výsledky</w:t>
+      </w:r>
+      <w:proofErr w:type="spellEnd"/>
+      <w:r>
+        <w:t xml:space="preserve"> </w:t>
+      </w:r>
+      <w:proofErr w:type="spellStart"/>
+      <w:r>
+        <w:t>získané</w:t>
+      </w:r>
+      <w:proofErr w:type="spellEnd"/>
+      <w:r>
+        <w:t xml:space="preserve"> z </w:t>
+      </w:r>
+      <w:proofErr w:type="gramStart"/>
+      <w:r>
+        <w:t>open-source</w:t>
+      </w:r>
+      <w:proofErr w:type="gramEnd"/>
+      <w:r>
+        <w:t xml:space="preserve"> </w:t>
+      </w:r>
+      <w:proofErr w:type="spellStart"/>
+      <w:r>
+        <w:t>nástroje</w:t>
+      </w:r>
+      <w:proofErr w:type="spellEnd"/>
+      <w:r>
+        <w:t xml:space="preserve"> </w:t>
+      </w:r>
+      <w:proofErr w:type="spellStart"/>
+      <w:r>
+        <w:t>Greenbone</w:t>
+      </w:r>
+      <w:proofErr w:type="spellEnd"/>
+      <w:r>
+        <w:t xml:space="preserve"> (OpenVAS) </w:t>
+      </w:r>
+      <w:proofErr w:type="spellStart"/>
+      <w:r>
+        <w:t>budou</w:t>
+      </w:r>
+      <w:proofErr w:type="spellEnd"/>
+      <w:r>
+        <w:t xml:space="preserve"> </w:t>
+      </w:r>
+      <w:proofErr w:type="spellStart"/>
+      <w:r>
+        <w:t>nejprve</w:t>
+      </w:r>
+      <w:proofErr w:type="spellEnd"/>
+      <w:r>
+        <w:t xml:space="preserve"> </w:t>
+      </w:r>
+      <w:proofErr w:type="spellStart"/>
+      <w:r>
+        <w:t>zpracovány</w:t>
+      </w:r>
+      <w:proofErr w:type="spellEnd"/>
+      <w:r>
+        <w:t xml:space="preserve"> a </w:t>
+      </w:r>
+      <w:proofErr w:type="spellStart"/>
+      <w:r>
+        <w:t>převedeny</w:t>
+      </w:r>
+      <w:proofErr w:type="spellEnd"/>
+      <w:r>
+        <w:t xml:space="preserve"> do </w:t>
+      </w:r>
+      <w:proofErr w:type="spellStart"/>
+      <w:r>
+        <w:t>jednotného</w:t>
+      </w:r>
+      <w:proofErr w:type="spellEnd"/>
+      <w:r>
+        <w:t xml:space="preserve"> </w:t>
+      </w:r>
+      <w:proofErr w:type="spellStart"/>
+      <w:r>
+        <w:t>formátu</w:t>
+      </w:r>
+      <w:proofErr w:type="spellEnd"/>
+      <w:r>
+        <w:t xml:space="preserve">. </w:t>
+      </w:r>
+      <w:proofErr w:type="spellStart"/>
+      <w:r>
+        <w:t>Poté</w:t>
+      </w:r>
+      <w:proofErr w:type="spellEnd"/>
+      <w:r>
+        <w:t xml:space="preserve"> </w:t>
+      </w:r>
+      <w:proofErr w:type="spellStart"/>
+      <w:r>
+        <w:t>budou</w:t>
+      </w:r>
+      <w:proofErr w:type="spellEnd"/>
+      <w:r>
+        <w:t xml:space="preserve"> </w:t>
+      </w:r>
+      <w:proofErr w:type="spellStart"/>
+      <w:r>
+        <w:t>výsledky</w:t>
+      </w:r>
+      <w:proofErr w:type="spellEnd"/>
+      <w:r>
+        <w:t xml:space="preserve"> </w:t>
+      </w:r>
+      <w:proofErr w:type="spellStart"/>
+      <w:r>
+        <w:t>uloženy</w:t>
+      </w:r>
+      <w:proofErr w:type="spellEnd"/>
+      <w:r>
+        <w:t xml:space="preserve"> do </w:t>
+      </w:r>
+      <w:proofErr w:type="spellStart"/>
+      <w:r>
+        <w:t>grafové</w:t>
+      </w:r>
+      <w:proofErr w:type="spellEnd"/>
+      <w:r>
+        <w:t xml:space="preserve"> </w:t>
+      </w:r>
+      <w:proofErr w:type="spellStart"/>
+      <w:r>
+        <w:t>databáze</w:t>
+      </w:r>
+      <w:proofErr w:type="spellEnd"/>
+      <w:r>
+        <w:t xml:space="preserve">, </w:t>
+      </w:r>
+      <w:proofErr w:type="spellStart"/>
+      <w:r>
+        <w:t>kde</w:t>
+      </w:r>
+      <w:proofErr w:type="spellEnd"/>
+      <w:r>
+        <w:t xml:space="preserve"> se </w:t>
+      </w:r>
+      <w:proofErr w:type="spellStart"/>
+      <w:r>
+        <w:t>propojí</w:t>
+      </w:r>
+      <w:proofErr w:type="spellEnd"/>
+      <w:r>
+        <w:t xml:space="preserve"> s </w:t>
+      </w:r>
+      <w:proofErr w:type="spellStart"/>
+      <w:r>
+        <w:t>daty</w:t>
+      </w:r>
+      <w:proofErr w:type="spellEnd"/>
+      <w:r>
+        <w:t xml:space="preserve"> o </w:t>
+      </w:r>
+      <w:proofErr w:type="spellStart"/>
+      <w:r>
+        <w:t>hrozbách</w:t>
+      </w:r>
+      <w:proofErr w:type="spellEnd"/>
+      <w:r>
+        <w:t xml:space="preserve"> z </w:t>
+      </w:r>
+      <w:proofErr w:type="spellStart"/>
+      <w:r>
+        <w:t>veřejně</w:t>
+      </w:r>
+      <w:proofErr w:type="spellEnd"/>
+      <w:r>
+        <w:t xml:space="preserve"> </w:t>
+      </w:r>
+      <w:proofErr w:type="spellStart"/>
+      <w:r>
+        <w:t>dostupných</w:t>
+      </w:r>
+      <w:proofErr w:type="spellEnd"/>
+      <w:r>
+        <w:t xml:space="preserve"> </w:t>
+      </w:r>
+      <w:proofErr w:type="spellStart"/>
+      <w:r>
+        <w:t>zdrojů</w:t>
+      </w:r>
+      <w:proofErr w:type="spellEnd"/>
+      <w:r>
+        <w:t xml:space="preserve">. Na </w:t>
+      </w:r>
+      <w:proofErr w:type="spellStart"/>
+      <w:r>
+        <w:t>základě</w:t>
+      </w:r>
+      <w:proofErr w:type="spellEnd"/>
+      <w:r>
+        <w:t xml:space="preserve"> </w:t>
+      </w:r>
+      <w:proofErr w:type="spellStart"/>
+      <w:r>
+        <w:t>tohoto</w:t>
+      </w:r>
+      <w:proofErr w:type="spellEnd"/>
+      <w:r>
+        <w:t xml:space="preserve"> </w:t>
+      </w:r>
+      <w:proofErr w:type="spellStart"/>
+      <w:r>
+        <w:t>vznikne</w:t>
+      </w:r>
+      <w:proofErr w:type="spellEnd"/>
+      <w:r>
+        <w:t xml:space="preserve"> </w:t>
+      </w:r>
+      <w:proofErr w:type="spellStart"/>
+      <w:r>
+        <w:t>vizualizace</w:t>
+      </w:r>
+      <w:proofErr w:type="spellEnd"/>
+      <w:r>
+        <w:t xml:space="preserve">, </w:t>
+      </w:r>
+      <w:proofErr w:type="spellStart"/>
+      <w:r>
+        <w:t>která</w:t>
+      </w:r>
+      <w:proofErr w:type="spellEnd"/>
+      <w:r>
+        <w:t xml:space="preserve"> </w:t>
+      </w:r>
+      <w:proofErr w:type="spellStart"/>
+      <w:r>
+        <w:t>ukáže</w:t>
+      </w:r>
+      <w:proofErr w:type="spellEnd"/>
+      <w:r>
+        <w:t xml:space="preserve"> </w:t>
+      </w:r>
+      <w:proofErr w:type="spellStart"/>
+      <w:r>
+        <w:t>vztahy</w:t>
+      </w:r>
+      <w:proofErr w:type="spellEnd"/>
+      <w:r>
+        <w:t xml:space="preserve"> </w:t>
+      </w:r>
+      <w:proofErr w:type="spellStart"/>
+      <w:r>
+        <w:t>mezi</w:t>
+      </w:r>
+      <w:proofErr w:type="spellEnd"/>
+      <w:r>
+        <w:t xml:space="preserve"> </w:t>
+      </w:r>
+      <w:proofErr w:type="spellStart"/>
+      <w:r>
+        <w:t>nalezenými</w:t>
+      </w:r>
+      <w:proofErr w:type="spellEnd"/>
+      <w:r>
+        <w:t xml:space="preserve"> </w:t>
+      </w:r>
+      <w:proofErr w:type="spellStart"/>
+      <w:r>
+        <w:t>slabinami</w:t>
+      </w:r>
+      <w:proofErr w:type="spellEnd"/>
+      <w:r>
+        <w:t xml:space="preserve"> </w:t>
+      </w:r>
+      <w:proofErr w:type="spellStart"/>
+      <w:r>
+        <w:t>systému</w:t>
+      </w:r>
+      <w:proofErr w:type="spellEnd"/>
+      <w:r>
+        <w:t xml:space="preserve"> a </w:t>
+      </w:r>
+      <w:proofErr w:type="spellStart"/>
+      <w:r>
+        <w:t>útoky</w:t>
+      </w:r>
+      <w:proofErr w:type="spellEnd"/>
+      <w:r>
+        <w:t xml:space="preserve">, </w:t>
+      </w:r>
+      <w:proofErr w:type="spellStart"/>
+      <w:r>
+        <w:t>škodlivým</w:t>
+      </w:r>
+      <w:proofErr w:type="spellEnd"/>
+      <w:r>
+        <w:t xml:space="preserve"> </w:t>
+      </w:r>
+      <w:proofErr w:type="spellStart"/>
+      <w:r>
+        <w:t>softwarem</w:t>
+      </w:r>
+      <w:proofErr w:type="spellEnd"/>
+      <w:r>
+        <w:t xml:space="preserve"> </w:t>
+      </w:r>
+      <w:proofErr w:type="spellStart"/>
+      <w:r>
+        <w:t>nebo</w:t>
+      </w:r>
+      <w:proofErr w:type="spellEnd"/>
+      <w:r>
+        <w:t xml:space="preserve"> </w:t>
+      </w:r>
+      <w:proofErr w:type="spellStart"/>
+      <w:r>
+        <w:t>útočnými</w:t>
+      </w:r>
+      <w:proofErr w:type="spellEnd"/>
+      <w:r>
+        <w:t xml:space="preserve"> </w:t>
+      </w:r>
+      <w:proofErr w:type="spellStart"/>
+      <w:r>
+        <w:t>skupinami</w:t>
+      </w:r>
+      <w:proofErr w:type="spellEnd"/>
+      <w:r>
+        <w:t xml:space="preserve">. </w:t>
+      </w:r>
+      <w:proofErr w:type="spellStart"/>
+      <w:r>
+        <w:t>Výsledný</w:t>
+      </w:r>
+      <w:proofErr w:type="spellEnd"/>
+      <w:r>
+        <w:t xml:space="preserve"> </w:t>
+      </w:r>
+      <w:proofErr w:type="spellStart"/>
+      <w:r>
+        <w:t>webový</w:t>
+      </w:r>
+      <w:proofErr w:type="spellEnd"/>
+      <w:r>
+        <w:t xml:space="preserve"> </w:t>
+      </w:r>
+      <w:proofErr w:type="spellStart"/>
+      <w:r>
+        <w:t>nástroj</w:t>
+      </w:r>
+      <w:proofErr w:type="spellEnd"/>
+      <w:r>
+        <w:t xml:space="preserve"> </w:t>
+      </w:r>
+      <w:proofErr w:type="spellStart"/>
+      <w:r>
+        <w:t>umožní</w:t>
+      </w:r>
+      <w:proofErr w:type="spellEnd"/>
+      <w:r>
+        <w:t xml:space="preserve"> </w:t>
+      </w:r>
+      <w:proofErr w:type="spellStart"/>
+      <w:r>
+        <w:t>uživateli</w:t>
+      </w:r>
+      <w:proofErr w:type="spellEnd"/>
+      <w:r>
+        <w:t xml:space="preserve"> </w:t>
+      </w:r>
+      <w:proofErr w:type="spellStart"/>
+      <w:r>
+        <w:t>procházet</w:t>
+      </w:r>
+      <w:proofErr w:type="spellEnd"/>
+      <w:r>
+        <w:t xml:space="preserve"> </w:t>
+      </w:r>
+      <w:proofErr w:type="spellStart"/>
+      <w:r>
+        <w:t>tyto</w:t>
+      </w:r>
+      <w:proofErr w:type="spellEnd"/>
+      <w:r>
+        <w:t xml:space="preserve"> </w:t>
+      </w:r>
+      <w:proofErr w:type="spellStart"/>
+      <w:r>
+        <w:t>informace</w:t>
+      </w:r>
+      <w:proofErr w:type="spellEnd"/>
+      <w:r>
+        <w:t xml:space="preserve"> a </w:t>
+      </w:r>
+      <w:proofErr w:type="spellStart"/>
+      <w:r>
+        <w:t>získat</w:t>
+      </w:r>
+      <w:proofErr w:type="spellEnd"/>
+      <w:r>
+        <w:t xml:space="preserve"> </w:t>
+      </w:r>
+      <w:proofErr w:type="spellStart"/>
+      <w:r>
+        <w:t>přehled</w:t>
+      </w:r>
+      <w:proofErr w:type="spellEnd"/>
+      <w:r>
+        <w:t xml:space="preserve"> o tom, </w:t>
+      </w:r>
+      <w:proofErr w:type="spellStart"/>
+      <w:r>
+        <w:t>jaká</w:t>
+      </w:r>
+      <w:proofErr w:type="spellEnd"/>
+      <w:r>
+        <w:t xml:space="preserve"> </w:t>
+      </w:r>
+      <w:proofErr w:type="spellStart"/>
+      <w:r>
+        <w:t>jsou</w:t>
+      </w:r>
+      <w:proofErr w:type="spellEnd"/>
+      <w:r>
+        <w:t xml:space="preserve"> </w:t>
+      </w:r>
+      <w:proofErr w:type="spellStart"/>
+      <w:proofErr w:type="gramStart"/>
+      <w:r>
+        <w:t>rizika</w:t>
+      </w:r>
+      <w:proofErr w:type="spellEnd"/>
+      <w:r>
+        <w:t>  a</w:t>
+      </w:r>
+      <w:proofErr w:type="gramEnd"/>
+      <w:r>
+        <w:t xml:space="preserve"> jak </w:t>
+      </w:r>
+      <w:proofErr w:type="spellStart"/>
+      <w:r>
+        <w:t>souvisejí</w:t>
+      </w:r>
+      <w:proofErr w:type="spellEnd"/>
+      <w:r>
+        <w:t xml:space="preserve"> s </w:t>
+      </w:r>
+      <w:proofErr w:type="spellStart"/>
+      <w:r>
+        <w:t>reálnými</w:t>
+      </w:r>
+      <w:proofErr w:type="spellEnd"/>
+      <w:r>
+        <w:t xml:space="preserve"> </w:t>
+      </w:r>
+      <w:proofErr w:type="spellStart"/>
+      <w:r>
+        <w:t>kybernetickými</w:t>
+      </w:r>
+      <w:proofErr w:type="spellEnd"/>
+      <w:r>
+        <w:t xml:space="preserve"> </w:t>
+      </w:r>
+      <w:proofErr w:type="spellStart"/>
+      <w:r>
+        <w:t>útoky</w:t>
+      </w:r>
+      <w:proofErr w:type="spellEnd"/>
+      <w:r>
+        <w:t>.</w:t>
+      </w:r>
+    </w:p>
+    <w:p>
+      <w:pPr>
+        <w:pStyle w:val="Bezmezer"/>
+        <w:jc w:val="both"/>
+      </w:pPr>
+    </w:p>
+    <w:p>
+      <w:pPr>
+        <w:pStyle w:val="Bezmezer"/>
         <w:jc w:val="both"/>
         <w:rPr>
           <w:b/>
@@ -64,130 +765,402 @@
     </w:p>
     <w:p>
       <w:pPr>
-        <w:pStyle w:val="NoSpacing"/>
-        <w:jc w:val="both"/>
-      </w:pPr>
-    </w:p>
-    <w:p>
-      <w:pPr>
-        <w:pStyle w:val="NoSpacing"/>
-        <w:jc w:val="both"/>
-      </w:pPr>
-      <w:r>
-        <w:t>The aim of this master’s thesis is to develop a tool that clearly visualizes the results of detected computer vulnerabilities and links them with information about current cybersecurity threats. The results obtained from the open-source tool Greenbone (OpenVAS) will first be processed and converted into a unified format. These results will then be stored in a graph database, where they will be connected with threat data from publicly available sources. Based on this, a visualization will be created to show the relationships between identified system weaknesses, attacks, malware, and threat actor groups. The resulting web-based tool will allow users to explore this information and gain an overview of the risks and their connections to real-world cyberattacks.</w:t>
-      </w:r>
-    </w:p>
-    <w:p>
-      <w:pPr>
-        <w:pStyle w:val="NoSpacing"/>
-        <w:jc w:val="both"/>
-      </w:pPr>
-    </w:p>
-    <w:p>
-      <w:pPr>
-        <w:pStyle w:val="NoSpacing"/>
-        <w:jc w:val="both"/>
-      </w:pPr>
-      <w:r>
-        <w:t>Body zadání</w:t>
-      </w:r>
-      <w:r>
-        <w:t xml:space="preserve"> </w:t>
-      </w:r>
-    </w:p>
-    <w:p>
-      <w:pPr>
-        <w:pStyle w:val="NoSpacing"/>
+        <w:pStyle w:val="Bezmezer"/>
+        <w:jc w:val="both"/>
+      </w:pPr>
+    </w:p>
+    <w:p>
+      <w:pPr>
+        <w:pStyle w:val="Bezmezer"/>
+        <w:jc w:val="both"/>
+      </w:pPr>
+      <w:r>
+        <w:t xml:space="preserve">The aim of this master’s thesis is to develop a tool that clearly visualizes the results of detected computer vulnerabilities and links them with information about current cybersecurity threats. The results obtained from the open-source tool </w:t>
+      </w:r>
+      <w:proofErr w:type="spellStart"/>
+      <w:r>
+        <w:t>Greenbone</w:t>
+      </w:r>
+      <w:proofErr w:type="spellEnd"/>
+      <w:r>
+        <w:t xml:space="preserve"> (OpenVAS) will first be processed and converted into a unified format. These results will then be stored in a graph database, where they will </w:t>
+      </w:r>
+      <w:proofErr w:type="gramStart"/>
+      <w:r>
+        <w:t>be connected with</w:t>
+      </w:r>
+      <w:proofErr w:type="gramEnd"/>
+      <w:r>
+        <w:t xml:space="preserve"> threat data from publicly available sources. Based on this, a visualization will be created to show the relationships between identified system weaknesses, attacks, malware, and threat actor groups. The resulting web-based tool will allow users to explore this information and gain an overview of the risks and their connections to real-world cyberattacks.</w:t>
+      </w:r>
+    </w:p>
+    <w:p>
+      <w:pPr>
+        <w:pStyle w:val="Bezmezer"/>
+        <w:jc w:val="both"/>
+      </w:pPr>
+    </w:p>
+    <w:p>
+      <w:pPr>
+        <w:pStyle w:val="Bezmezer"/>
+        <w:jc w:val="both"/>
+      </w:pPr>
+      <w:r>
+        <w:t xml:space="preserve">Body </w:t>
+      </w:r>
+      <w:proofErr w:type="spellStart"/>
+      <w:r>
+        <w:t>zadání</w:t>
+      </w:r>
+      <w:proofErr w:type="spellEnd"/>
+      <w:r>
+        <w:t xml:space="preserve"> </w:t>
+      </w:r>
+    </w:p>
+    <w:p>
+      <w:pPr>
+        <w:pStyle w:val="Bezmezer"/>
         <w:numPr>
           <w:ilvl w:val="0"/>
           <w:numId w:val="2"/>
         </w:numPr>
         <w:jc w:val="both"/>
       </w:pPr>
-      <w:r>
-        <w:t>Nastudujte a popište teoretická východiska a terminologii v oblasti</w:t>
-      </w:r>
-    </w:p>
-    <w:p>
-      <w:pPr>
-        <w:pStyle w:val="NoSpacing"/>
+      <w:proofErr w:type="spellStart"/>
+      <w:r>
+        <w:t>Nastudujte</w:t>
+      </w:r>
+      <w:proofErr w:type="spellEnd"/>
+      <w:r>
+        <w:t xml:space="preserve"> a </w:t>
+      </w:r>
+      <w:proofErr w:type="spellStart"/>
+      <w:r>
+        <w:t>popište</w:t>
+      </w:r>
+      <w:proofErr w:type="spellEnd"/>
+      <w:r>
+        <w:t xml:space="preserve"> </w:t>
+      </w:r>
+      <w:proofErr w:type="spellStart"/>
+      <w:r>
+        <w:t>teoretická</w:t>
+      </w:r>
+      <w:proofErr w:type="spellEnd"/>
+      <w:r>
+        <w:t xml:space="preserve"> </w:t>
+      </w:r>
+      <w:proofErr w:type="spellStart"/>
+      <w:r>
+        <w:t>východiska</w:t>
+      </w:r>
+      <w:proofErr w:type="spellEnd"/>
+      <w:r>
+        <w:t xml:space="preserve"> a </w:t>
+      </w:r>
+      <w:proofErr w:type="spellStart"/>
+      <w:r>
+        <w:t>terminologii</w:t>
+      </w:r>
+      <w:proofErr w:type="spellEnd"/>
+      <w:r>
+        <w:t xml:space="preserve"> v </w:t>
+      </w:r>
+      <w:proofErr w:type="spellStart"/>
+      <w:r>
+        <w:t>oblasti</w:t>
+      </w:r>
+      <w:proofErr w:type="spellEnd"/>
+    </w:p>
+    <w:p>
+      <w:pPr>
+        <w:pStyle w:val="Bezmezer"/>
         <w:numPr>
           <w:ilvl w:val="0"/>
           <w:numId w:val="2"/>
         </w:numPr>
         <w:jc w:val="both"/>
       </w:pPr>
-      <w:r>
-        <w:t>Proveďte přehled a vyhodnocení existujících přístupů k detekci a vizualizaci kybernetických hrozeb</w:t>
-      </w:r>
-    </w:p>
-    <w:p>
-      <w:pPr>
-        <w:pStyle w:val="NoSpacing"/>
+      <w:proofErr w:type="spellStart"/>
+      <w:r>
+        <w:t>Proveďte</w:t>
+      </w:r>
+      <w:proofErr w:type="spellEnd"/>
+      <w:r>
+        <w:t xml:space="preserve"> </w:t>
+      </w:r>
+      <w:proofErr w:type="spellStart"/>
+      <w:r>
+        <w:t>přehled</w:t>
+      </w:r>
+      <w:proofErr w:type="spellEnd"/>
+      <w:r>
+        <w:t xml:space="preserve"> a </w:t>
+      </w:r>
+      <w:proofErr w:type="spellStart"/>
+      <w:r>
+        <w:t>vyhodnocení</w:t>
+      </w:r>
+      <w:proofErr w:type="spellEnd"/>
+      <w:r>
+        <w:t xml:space="preserve"> </w:t>
+      </w:r>
+      <w:proofErr w:type="spellStart"/>
+      <w:r>
+        <w:t>existujících</w:t>
+      </w:r>
+      <w:proofErr w:type="spellEnd"/>
+      <w:r>
+        <w:t xml:space="preserve"> </w:t>
+      </w:r>
+      <w:proofErr w:type="spellStart"/>
+      <w:r>
+        <w:t>přístupů</w:t>
+      </w:r>
+      <w:proofErr w:type="spellEnd"/>
+      <w:r>
+        <w:t xml:space="preserve"> k </w:t>
+      </w:r>
+      <w:proofErr w:type="spellStart"/>
+      <w:r>
+        <w:t>detekci</w:t>
+      </w:r>
+      <w:proofErr w:type="spellEnd"/>
+      <w:r>
+        <w:t xml:space="preserve"> a </w:t>
+      </w:r>
+      <w:proofErr w:type="spellStart"/>
+      <w:r>
+        <w:t>vizualizaci</w:t>
+      </w:r>
+      <w:proofErr w:type="spellEnd"/>
+      <w:r>
+        <w:t xml:space="preserve"> </w:t>
+      </w:r>
+      <w:proofErr w:type="spellStart"/>
+      <w:r>
+        <w:t>kybernetických</w:t>
+      </w:r>
+      <w:proofErr w:type="spellEnd"/>
+      <w:r>
+        <w:t xml:space="preserve"> </w:t>
+      </w:r>
+      <w:proofErr w:type="spellStart"/>
+      <w:r>
+        <w:t>hrozeb</w:t>
+      </w:r>
+      <w:proofErr w:type="spellEnd"/>
+    </w:p>
+    <w:p>
+      <w:pPr>
+        <w:pStyle w:val="Bezmezer"/>
         <w:numPr>
           <w:ilvl w:val="0"/>
           <w:numId w:val="2"/>
         </w:numPr>
         <w:jc w:val="both"/>
       </w:pPr>
-      <w:r>
-        <w:t xml:space="preserve">Navrhněte koncepční model systému </w:t>
-      </w:r>
-    </w:p>
-    <w:p>
-      <w:pPr>
-        <w:pStyle w:val="NoSpacing"/>
+      <w:proofErr w:type="spellStart"/>
+      <w:r>
+        <w:t>Navrhněte</w:t>
+      </w:r>
+      <w:proofErr w:type="spellEnd"/>
+      <w:r>
+        <w:t xml:space="preserve"> </w:t>
+      </w:r>
+      <w:proofErr w:type="spellStart"/>
+      <w:r>
+        <w:t>koncepční</w:t>
+      </w:r>
+      <w:proofErr w:type="spellEnd"/>
+      <w:r>
+        <w:t xml:space="preserve"> model </w:t>
+      </w:r>
+      <w:proofErr w:type="spellStart"/>
+      <w:r>
+        <w:t>systému</w:t>
+      </w:r>
+      <w:proofErr w:type="spellEnd"/>
+      <w:r>
+        <w:t xml:space="preserve"> </w:t>
+      </w:r>
+    </w:p>
+    <w:p>
+      <w:pPr>
+        <w:pStyle w:val="Bezmezer"/>
         <w:numPr>
           <w:ilvl w:val="0"/>
           <w:numId w:val="2"/>
         </w:numPr>
         <w:jc w:val="both"/>
       </w:pPr>
-      <w:r>
-        <w:t>Zvolte a zdůvodněte vhodné technologie a nástroje pro implementaci řešení</w:t>
-      </w:r>
-    </w:p>
-    <w:p>
-      <w:pPr>
-        <w:pStyle w:val="NoSpacing"/>
+      <w:proofErr w:type="spellStart"/>
+      <w:r>
+        <w:t>Zvolte</w:t>
+      </w:r>
+      <w:proofErr w:type="spellEnd"/>
+      <w:r>
+        <w:t xml:space="preserve"> a </w:t>
+      </w:r>
+      <w:proofErr w:type="spellStart"/>
+      <w:r>
+        <w:t>zdůvodněte</w:t>
+      </w:r>
+      <w:proofErr w:type="spellEnd"/>
+      <w:r>
+        <w:t xml:space="preserve"> </w:t>
+      </w:r>
+      <w:proofErr w:type="spellStart"/>
+      <w:r>
+        <w:t>vhodné</w:t>
+      </w:r>
+      <w:proofErr w:type="spellEnd"/>
+      <w:r>
+        <w:t xml:space="preserve"> </w:t>
+      </w:r>
+      <w:proofErr w:type="spellStart"/>
+      <w:r>
+        <w:t>technologie</w:t>
+      </w:r>
+      <w:proofErr w:type="spellEnd"/>
+      <w:r>
+        <w:t xml:space="preserve"> a </w:t>
+      </w:r>
+      <w:proofErr w:type="spellStart"/>
+      <w:r>
+        <w:t>nástroje</w:t>
+      </w:r>
+      <w:proofErr w:type="spellEnd"/>
+      <w:r>
+        <w:t xml:space="preserve"> pro </w:t>
+      </w:r>
+      <w:proofErr w:type="spellStart"/>
+      <w:r>
+        <w:t>implementaci</w:t>
+      </w:r>
+      <w:proofErr w:type="spellEnd"/>
+      <w:r>
+        <w:t xml:space="preserve"> </w:t>
+      </w:r>
+      <w:proofErr w:type="spellStart"/>
+      <w:r>
+        <w:t>řešení</w:t>
+      </w:r>
+      <w:proofErr w:type="spellEnd"/>
+    </w:p>
+    <w:p>
+      <w:pPr>
+        <w:pStyle w:val="Bezmezer"/>
         <w:numPr>
           <w:ilvl w:val="0"/>
           <w:numId w:val="2"/>
         </w:numPr>
         <w:jc w:val="both"/>
       </w:pPr>
-      <w:r>
-        <w:t xml:space="preserve">Implementujte navržené řešení </w:t>
-      </w:r>
-    </w:p>
-    <w:p>
-      <w:pPr>
-        <w:pStyle w:val="NoSpacing"/>
+      <w:proofErr w:type="spellStart"/>
+      <w:r>
+        <w:t>Implementujte</w:t>
+      </w:r>
+      <w:proofErr w:type="spellEnd"/>
+      <w:r>
+        <w:t xml:space="preserve"> </w:t>
+      </w:r>
+      <w:proofErr w:type="spellStart"/>
+      <w:r>
+        <w:t>navržené</w:t>
+      </w:r>
+      <w:proofErr w:type="spellEnd"/>
+      <w:r>
+        <w:t xml:space="preserve"> </w:t>
+      </w:r>
+      <w:proofErr w:type="spellStart"/>
+      <w:r>
+        <w:t>řešení</w:t>
+      </w:r>
+      <w:proofErr w:type="spellEnd"/>
+      <w:r>
+        <w:t xml:space="preserve"> </w:t>
+      </w:r>
+    </w:p>
+    <w:p>
+      <w:pPr>
+        <w:pStyle w:val="Bezmezer"/>
         <w:numPr>
           <w:ilvl w:val="0"/>
           <w:numId w:val="2"/>
         </w:numPr>
         <w:jc w:val="both"/>
       </w:pPr>
-      <w:r>
-        <w:t>Řešení vhodně otestujte a vyhodnoťte jeho praktické využití</w:t>
-      </w:r>
-    </w:p>
-    <w:p>
-      <w:pPr>
-        <w:pStyle w:val="NoSpacing"/>
-        <w:jc w:val="both"/>
-      </w:pPr>
-    </w:p>
-    <w:p>
-      <w:pPr>
-        <w:pStyle w:val="NoSpacing"/>
+      <w:proofErr w:type="spellStart"/>
+      <w:r>
+        <w:t>Řešení</w:t>
+      </w:r>
+      <w:proofErr w:type="spellEnd"/>
+      <w:r>
+        <w:t xml:space="preserve"> </w:t>
+      </w:r>
+      <w:proofErr w:type="spellStart"/>
+      <w:r>
+        <w:t>vhodně</w:t>
+      </w:r>
+      <w:proofErr w:type="spellEnd"/>
+      <w:r>
+        <w:t xml:space="preserve"> </w:t>
+      </w:r>
+      <w:proofErr w:type="spellStart"/>
+      <w:r>
+        <w:t>otestujte</w:t>
+      </w:r>
+      <w:proofErr w:type="spellEnd"/>
+      <w:r>
+        <w:t xml:space="preserve"> a </w:t>
+      </w:r>
+      <w:proofErr w:type="spellStart"/>
+      <w:r>
+        <w:t>vyhodnoťte</w:t>
+      </w:r>
+      <w:proofErr w:type="spellEnd"/>
+      <w:r>
+        <w:t xml:space="preserve"> </w:t>
+      </w:r>
+      <w:proofErr w:type="spellStart"/>
+      <w:r>
+        <w:t>jeho</w:t>
+      </w:r>
+      <w:proofErr w:type="spellEnd"/>
+      <w:r>
+        <w:t xml:space="preserve"> </w:t>
+      </w:r>
+      <w:proofErr w:type="spellStart"/>
+      <w:r>
+        <w:t>praktické</w:t>
+      </w:r>
+      <w:proofErr w:type="spellEnd"/>
+      <w:r>
+        <w:t xml:space="preserve"> </w:t>
+      </w:r>
+      <w:proofErr w:type="spellStart"/>
+      <w:r>
+        <w:t>využití</w:t>
+      </w:r>
+      <w:proofErr w:type="spellEnd"/>
+    </w:p>
+    <w:p>
+      <w:pPr>
+        <w:pStyle w:val="Bezmezer"/>
+        <w:jc w:val="both"/>
+      </w:pPr>
+    </w:p>
+    <w:p>
+      <w:pPr>
+        <w:pStyle w:val="Bezmezer"/>
         <w:jc w:val="both"/>
         <w:rPr>
           <w:b/>
           <w:bCs/>
         </w:rPr>
       </w:pPr>
+      <w:proofErr w:type="spellStart"/>
       <w:r>
         <w:rPr>
           <w:b/>
@@ -195,25 +1168,50 @@
         </w:rPr>
         <w:t>Literatura</w:t>
       </w:r>
-    </w:p>
-    <w:p>
-      <w:pPr>
-        <w:pStyle w:val="NoSpacing"/>
-        <w:jc w:val="both"/>
-      </w:pPr>
-    </w:p>
-    <w:p>
-      <w:pPr>
-        <w:pStyle w:val="NoSpacing"/>
-        <w:jc w:val="both"/>
-      </w:pPr>
-      <w:r>
-        <w:t>MARTINEZ, Roberto. Incident Response with Threat Intelligence: Practical Insights into Developing an Incident Response Capability Through Intelligence-Based Threat Hunting. Birmingham: Packt Publishing, 2022. ISBN 1801070997. Dostupné také z: </w:t>
+      <w:proofErr w:type="spellEnd"/>
+    </w:p>
+    <w:p>
+      <w:pPr>
+        <w:pStyle w:val="Bezmezer"/>
+        <w:jc w:val="both"/>
+      </w:pPr>
+    </w:p>
+    <w:p>
+      <w:pPr>
+        <w:pStyle w:val="Bezmezer"/>
+        <w:jc w:val="both"/>
+      </w:pPr>
+      <w:r>
+        <w:t xml:space="preserve">MARTINEZ, Roberto. Incident Response with Threat Intelligence: Practical Insights into Developing an Incident Response Capability Through Intelligence-Based Threat Hunting. Birmingham: </w:t>
+      </w:r>
+      <w:proofErr w:type="spellStart"/>
+      <w:r>
+        <w:t>Packt</w:t>
+      </w:r>
+      <w:proofErr w:type="spellEnd"/>
+      <w:r>
+        <w:t xml:space="preserve"> Publishing, 2022. ISBN 1801070997. </w:t>
+      </w:r>
+      <w:proofErr w:type="spellStart"/>
+      <w:r>
+        <w:t>Dostupné</w:t>
+      </w:r>
+      <w:proofErr w:type="spellEnd"/>
+      <w:r>
+        <w:t xml:space="preserve"> </w:t>
+      </w:r>
+      <w:proofErr w:type="spellStart"/>
+      <w:r>
+        <w:t>také</w:t>
+      </w:r>
+      <w:proofErr w:type="spellEnd"/>
+      <w:r>
+        <w:t xml:space="preserve"> z: </w:t>
       </w:r>
       <w:hyperlink r:id="rId5" w:history="1">
         <w:r>
           <w:rPr>
-            <w:rStyle w:val="Hyperlink"/>
+            <w:rStyle w:val="Hypertextovodkaz"/>
             <w:rFonts w:eastAsiaTheme="majorEastAsia"/>
             <w:color w:val="auto"/>
             <w:u w:val="none"/>
@@ -230,33 +1228,65 @@
     </w:p>
     <w:p>
       <w:pPr>
-        <w:pStyle w:val="NoSpacing"/>
-        <w:jc w:val="both"/>
-      </w:pPr>
-    </w:p>
-    <w:p>
-      <w:pPr>
-        <w:pStyle w:val="NoSpacing"/>
-        <w:jc w:val="both"/>
-      </w:pPr>
-      <w:r>
-        <w:t>SOWMYASHREE, A. a H. S. GURUPRASAD. Evaluation and Analysis of Vulnerability Scanners: Nessus and OpenVAS. International Research Journal of Engineering and Technology (IRJET). 2020, roč. 7, č. 5, s. 2068–2073. ISSN 2395-0056. [cit. 2025-10-28].</w:t>
-      </w:r>
-    </w:p>
-    <w:p>
-      <w:pPr>
-        <w:pStyle w:val="NoSpacing"/>
-        <w:jc w:val="both"/>
-      </w:pPr>
-    </w:p>
-    <w:p>
-      <w:pPr>
-        <w:pStyle w:val="NoSpacing"/>
+        <w:pStyle w:val="Bezmezer"/>
+        <w:jc w:val="both"/>
+      </w:pPr>
+    </w:p>
+    <w:p>
+      <w:pPr>
+        <w:pStyle w:val="Bezmezer"/>
+        <w:jc w:val="both"/>
+      </w:pPr>
+      <w:r>
+        <w:t xml:space="preserve">SOWMYASHREE, A. a H. S. GURUPRASAD. Evaluation and Analysis of Vulnerability Scanners: Nessus and OpenVAS. International Research Journal of Engineering and Technology (IRJET). 2020, </w:t>
+      </w:r>
+      <w:proofErr w:type="spellStart"/>
+      <w:r>
+        <w:t>roč</w:t>
+      </w:r>
+      <w:proofErr w:type="spellEnd"/>
+      <w:r>
+        <w:t>. 7, č. 5, s. 2068–2073. ISSN 2395-0056. [cit. 2025-10-28].</w:t>
+      </w:r>
+    </w:p>
+    <w:p>
+      <w:pPr>
+        <w:pStyle w:val="Bezmezer"/>
+        <w:jc w:val="both"/>
+      </w:pPr>
+    </w:p>
+    <w:p>
+      <w:pPr>
+        <w:pStyle w:val="Bezmezer"/>
         <w:jc w:val="both"/>
       </w:pPr>
       <w:r>
         <w:lastRenderedPageBreak/>
-        <w:t>GREENBONE AG. Greenbone Community Documentation: Workflows. [online]. Greenbone AG, 2021–2024. Dostupné z: https://greenbone.github.io/docs/latest/22.4/container/workflows.html</w:t>
+        <w:t xml:space="preserve">GREENBONE AG. </w:t>
+      </w:r>
+      <w:proofErr w:type="spellStart"/>
+      <w:r>
+        <w:t>Greenbone</w:t>
+      </w:r>
+      <w:proofErr w:type="spellEnd"/>
+      <w:r>
+        <w:t xml:space="preserve"> Community Documentation: Workflows. [online]. </w:t>
+      </w:r>
+      <w:proofErr w:type="spellStart"/>
+      <w:r>
+        <w:t>Greenbone</w:t>
+      </w:r>
+      <w:proofErr w:type="spellEnd"/>
+      <w:r>
+        <w:t xml:space="preserve"> AG, 2021–2024. </w:t>
+      </w:r>
+      <w:proofErr w:type="spellStart"/>
+      <w:r>
+        <w:t>Dostupné</w:t>
+      </w:r>
+      <w:proofErr w:type="spellEnd"/>
+      <w:r>
+        <w:t xml:space="preserve"> z: https://greenbone.github.io/docs/latest/22.4/container/workflows.html</w:t>
       </w:r>
       <w:r>
         <w:t xml:space="preserve"> </w:t>
@@ -267,53 +1297,101 @@
     </w:p>
     <w:p>
       <w:pPr>
-        <w:pStyle w:val="NoSpacing"/>
-        <w:jc w:val="both"/>
-      </w:pPr>
-    </w:p>
-    <w:p>
-      <w:pPr>
-        <w:pStyle w:val="NoSpacing"/>
-        <w:jc w:val="both"/>
-      </w:pPr>
-      <w:r>
-        <w:t>TRAORÉ, Issa, Ahmed AWAD a Isaac WOUNGANG. Information Security Practices: Emerging Threats and Perspectives. Cham, Switzerland: Springer, [2017]. Dostupné z: https://doi.org/9783319489476 [cit. 2025-10-28].</w:t>
-      </w:r>
-    </w:p>
-    <w:p>
-      <w:pPr>
-        <w:pStyle w:val="NoSpacing"/>
-        <w:jc w:val="both"/>
-      </w:pPr>
-    </w:p>
-    <w:p>
-      <w:pPr>
-        <w:pStyle w:val="NoSpacing"/>
-        <w:jc w:val="both"/>
-      </w:pPr>
-      <w:r>
-        <w:t>ALSMADI, Izzat, George KARABATIS a Ahmed ALEROUD. Information Fusion for Cyber-Security Analytics. Studies in Computational Intelligence. Cham, Switzerland: Springer, [2016]. Dostupné z: https://doi.org/978331944257</w:t>
-      </w:r>
-      <w:r>
-        <w:t xml:space="preserve"> </w:t>
-      </w:r>
-      <w:r>
-        <w:t xml:space="preserve"> [cit. 2025-10-28].</w:t>
-      </w:r>
-    </w:p>
-    <w:p>
-      <w:pPr>
-        <w:pStyle w:val="NoSpacing"/>
-        <w:jc w:val="both"/>
-      </w:pPr>
-    </w:p>
-    <w:p>
-      <w:pPr>
-        <w:pStyle w:val="NoSpacing"/>
-        <w:jc w:val="both"/>
-      </w:pPr>
-      <w:r>
-        <w:t>TROIA, Vinny. Hunting Cyber Criminals: A Hacker’s Guide to Online Intelligence Gathering Tools and Techniques. Indianapolis, Indiana: Wiley, [2020]. Dostupné z: https://doi.org/9781119541004</w:t>
+        <w:pStyle w:val="Bezmezer"/>
+        <w:jc w:val="both"/>
+      </w:pPr>
+    </w:p>
+    <w:p>
+      <w:pPr>
+        <w:pStyle w:val="Bezmezer"/>
+        <w:jc w:val="both"/>
+      </w:pPr>
+      <w:r>
+        <w:t xml:space="preserve">TRAORÉ, Issa, Ahmed AWAD </w:t>
+      </w:r>
+      <w:proofErr w:type="gramStart"/>
+      <w:r>
+        <w:t>a</w:t>
+      </w:r>
+      <w:proofErr w:type="gramEnd"/>
+      <w:r>
+        <w:t xml:space="preserve"> Isaac WOUNGANG. Information Security Practices: Emerging Threats and Perspectives. Cham, Switzerland: Springer, [2017]. </w:t>
+      </w:r>
+      <w:proofErr w:type="spellStart"/>
+      <w:r>
+        <w:t>Dostupné</w:t>
+      </w:r>
+      <w:proofErr w:type="spellEnd"/>
+      <w:r>
+        <w:t xml:space="preserve"> z: https://doi.org/9783319489476 [cit. 2025-10-28].</w:t>
+      </w:r>
+    </w:p>
+    <w:p>
+      <w:pPr>
+        <w:pStyle w:val="Bezmezer"/>
+        <w:jc w:val="both"/>
+      </w:pPr>
+    </w:p>
+    <w:p>
+      <w:pPr>
+        <w:pStyle w:val="Bezmezer"/>
+        <w:jc w:val="both"/>
+      </w:pPr>
+      <w:r>
+        <w:t xml:space="preserve">ALSMADI, Izzat, George KARABATIS </w:t>
+      </w:r>
+      <w:proofErr w:type="gramStart"/>
+      <w:r>
+        <w:t>a</w:t>
+      </w:r>
+      <w:proofErr w:type="gramEnd"/>
+      <w:r>
+        <w:t xml:space="preserve"> Ahmed ALEROUD. Information Fusion for Cyber-Security Analytics. Studies in Computational Intelligence. Cham, Switzerland: Springer, [2016]. </w:t>
+      </w:r>
+      <w:proofErr w:type="spellStart"/>
+      <w:r>
+        <w:t>Dostupné</w:t>
+      </w:r>
+      <w:proofErr w:type="spellEnd"/>
+      <w:r>
+        <w:t xml:space="preserve"> z: </w:t>
+      </w:r>
+      <w:proofErr w:type="gramStart"/>
+      <w:r>
+        <w:t>https://doi.org/978331944257</w:t>
+      </w:r>
+      <w:r>
+        <w:t xml:space="preserve"> </w:t>
+      </w:r>
+      <w:r>
+        <w:t xml:space="preserve"> [</w:t>
+      </w:r>
+      <w:proofErr w:type="gramEnd"/>
+      <w:r>
+        <w:t>cit. 2025-10-28].</w:t>
+      </w:r>
+    </w:p>
+    <w:p>
+      <w:pPr>
+        <w:pStyle w:val="Bezmezer"/>
+        <w:jc w:val="both"/>
+      </w:pPr>
+    </w:p>
+    <w:p>
+      <w:pPr>
+        <w:pStyle w:val="Bezmezer"/>
+        <w:jc w:val="both"/>
+      </w:pPr>
+      <w:r>
+        <w:t xml:space="preserve">TROIA, Vinny. Hunting Cyber Criminals: A Hacker’s Guide to Online Intelligence Gathering Tools and Techniques. Indianapolis, Indiana: Wiley, [2020]. </w:t>
+      </w:r>
+      <w:proofErr w:type="spellStart"/>
+      <w:r>
+        <w:t>Dostupné</w:t>
+      </w:r>
+      <w:proofErr w:type="spellEnd"/>
+      <w:r>
+        <w:t xml:space="preserve"> z: https://doi.org/9781119541004</w:t>
       </w:r>
       <w:r>
         <w:t xml:space="preserve"> </w:t>
@@ -324,21 +1402,38 @@
     </w:p>
     <w:p>
       <w:pPr>
-        <w:pStyle w:val="NoSpacing"/>
-        <w:jc w:val="both"/>
-      </w:pPr>
-    </w:p>
-    <w:p>
-      <w:pPr>
-        <w:pStyle w:val="NoSpacing"/>
-        <w:jc w:val="both"/>
-      </w:pPr>
-      <w:r>
-        <w:t>RICHET, Jean-Loup. Cybersecurity Policies and Strategies for Cyberwarfare Prevention. Advances in Digital Crime, Forensics, and Cyber Terrorism (ADCFCT) Book Series. Hershey, PA: Information Science Reference, An Imprint of IGI Global, [2015]. ISBN 9781466684584. Dostupné také z:</w:t>
-      </w:r>
-      <w:r>
-        <w:t xml:space="preserve"> </w:t>
-      </w:r>
+        <w:pStyle w:val="Bezmezer"/>
+        <w:jc w:val="both"/>
+      </w:pPr>
+    </w:p>
+    <w:p>
+      <w:pPr>
+        <w:pStyle w:val="Bezmezer"/>
+        <w:jc w:val="both"/>
+      </w:pPr>
+      <w:r>
+        <w:t xml:space="preserve">RICHET, Jean-Loup. Cybersecurity Policies and Strategies for Cyberwarfare Prevention. Advances in Digital Crime, Forensics, and Cyber Terrorism (ADCFCT) Book Series. Hershey, PA: Information Science Reference, An Imprint of IGI Global, [2015]. ISBN 9781466684584. </w:t>
+      </w:r>
+      <w:proofErr w:type="spellStart"/>
+      <w:r>
+        <w:t>Dostupné</w:t>
+      </w:r>
+      <w:proofErr w:type="spellEnd"/>
+      <w:r>
+        <w:t xml:space="preserve"> </w:t>
+      </w:r>
+      <w:proofErr w:type="spellStart"/>
+      <w:r>
+        <w:t>také</w:t>
+      </w:r>
+      <w:proofErr w:type="spellEnd"/>
+      <w:r>
+        <w:t xml:space="preserve"> z:</w:t>
+      </w:r>
+      <w:r>
+        <w:t xml:space="preserve"> </w:t>
+      </w:r>
+      <w:proofErr w:type="gramStart"/>
       <w:r>
         <w:t>https://proxy.k.utb.cz/login?url=https://app.knovel.com/hotlink/toc/id:kpCPSCP00A/cybersecurity-policies-and?kpromoter=marc</w:t>
       </w:r>
@@ -348,20 +1443,37 @@
       <w:r>
         <w:t>[cit. 2025-10-28].</w:t>
       </w:r>
-    </w:p>
-    <w:p>
-      <w:pPr>
-        <w:pStyle w:val="NoSpacing"/>
-        <w:jc w:val="both"/>
-      </w:pPr>
-    </w:p>
-    <w:p>
-      <w:pPr>
-        <w:pStyle w:val="NoSpacing"/>
-        <w:jc w:val="both"/>
-      </w:pPr>
-      <w:r>
-        <w:t xml:space="preserve">SCHLETTE, Daniel, Fabian BÖHM, Marco CASELLI a Günther PERNUL. Measuring and Visualizing Cyber Threat Intelligence Quality. International Journal of Information Security [online]. 2020, roč. 19, č. 6, s. 663–678. ISSN 1615-5262. Dostupné z: </w:t>
+      <w:proofErr w:type="gramEnd"/>
+    </w:p>
+    <w:p>
+      <w:pPr>
+        <w:pStyle w:val="Bezmezer"/>
+        <w:jc w:val="both"/>
+      </w:pPr>
+    </w:p>
+    <w:p>
+      <w:pPr>
+        <w:pStyle w:val="Bezmezer"/>
+        <w:jc w:val="both"/>
+      </w:pPr>
+      <w:r>
+        <w:t xml:space="preserve">SCHLETTE, Daniel, Fabian BÖHM, Marco CASELLI a Günther PERNUL. Measuring and Visualizing Cyber Threat Intelligence Quality. International Journal of Information Security [online]. 2020, </w:t>
+      </w:r>
+      <w:proofErr w:type="spellStart"/>
+      <w:r>
+        <w:t>roč</w:t>
+      </w:r>
+      <w:proofErr w:type="spellEnd"/>
+      <w:r>
+        <w:t xml:space="preserve">. 19, č. 6, s. 663–678. ISSN 1615-5262. </w:t>
+      </w:r>
+      <w:proofErr w:type="spellStart"/>
+      <w:r>
+        <w:t>Dostupné</w:t>
+      </w:r>
+      <w:proofErr w:type="spellEnd"/>
+      <w:r>
+        <w:t xml:space="preserve"> z: </w:t>
       </w:r>
       <w:r>
         <w:t xml:space="preserve">https://doi.org/10.1007/s10207-020-00490-y </w:t>
@@ -372,17 +1484,25 @@
     </w:p>
     <w:p>
       <w:pPr>
-        <w:pStyle w:val="NoSpacing"/>
-        <w:jc w:val="both"/>
-      </w:pPr>
-    </w:p>
-    <w:p>
-      <w:pPr>
-        <w:pStyle w:val="NoSpacing"/>
-        <w:jc w:val="both"/>
-      </w:pPr>
-      <w:r>
-        <w:t>NEO4J. Neo4j Documentation. [online]. 2025. Dostupné z: https://neo4j.com/docs/</w:t>
+        <w:pStyle w:val="Bezmezer"/>
+        <w:jc w:val="both"/>
+      </w:pPr>
+    </w:p>
+    <w:p>
+      <w:pPr>
+        <w:pStyle w:val="Bezmezer"/>
+        <w:jc w:val="both"/>
+      </w:pPr>
+      <w:r>
+        <w:t xml:space="preserve">NEO4J. Neo4j Documentation. [online]. 2025. </w:t>
+      </w:r>
+      <w:proofErr w:type="spellStart"/>
+      <w:r>
+        <w:t>Dostupné</w:t>
+      </w:r>
+      <w:proofErr w:type="spellEnd"/>
+      <w:r>
+        <w:t xml:space="preserve"> z: https://neo4j.com/docs/</w:t>
       </w:r>
       <w:r>
         <w:t xml:space="preserve"> </w:t>
@@ -1035,7 +2155,7 @@
     <w:lsdException w:name="Unresolved Mention" w:semiHidden="1" w:unhideWhenUsed="1"/>
     <w:lsdException w:name="Smart Link" w:semiHidden="1" w:unhideWhenUsed="1"/>
   </w:latentStyles>
-  <w:style w:type="paragraph" w:default="1" w:styleId="Normal">
+  <w:style w:type="paragraph" w:default="1" w:styleId="Normln">
     <w:name w:val="Normal"/>
     <w:qFormat/>
     <w:rsid w:val="00CF1770"/>
@@ -1048,11 +2168,11 @@
       <w14:ligatures w14:val="none"/>
     </w:rPr>
   </w:style>
-  <w:style w:type="paragraph" w:styleId="Heading1">
+  <w:style w:type="paragraph" w:styleId="Nadpis1">
     <w:name w:val="heading 1"/>
-    <w:basedOn w:val="Normal"/>
-    <w:next w:val="Normal"/>
-    <w:link w:val="Heading1Char"/>
+    <w:basedOn w:val="Normln"/>
+    <w:next w:val="Normln"/>
+    <w:link w:val="Nadpis1Char"/>
     <w:uiPriority w:val="9"/>
     <w:qFormat/>
     <w:rsid w:val="00002BFA"/>
@@ -1069,11 +2189,11 @@
       <w:szCs w:val="40"/>
     </w:rPr>
   </w:style>
-  <w:style w:type="paragraph" w:styleId="Heading2">
+  <w:style w:type="paragraph" w:styleId="Nadpis2">
     <w:name w:val="heading 2"/>
-    <w:basedOn w:val="Normal"/>
-    <w:next w:val="Normal"/>
-    <w:link w:val="Heading2Char"/>
+    <w:basedOn w:val="Normln"/>
+    <w:next w:val="Normln"/>
+    <w:link w:val="Nadpis2Char"/>
     <w:uiPriority w:val="9"/>
     <w:semiHidden/>
     <w:unhideWhenUsed/>
@@ -1092,11 +2212,11 @@
       <w:szCs w:val="32"/>
     </w:rPr>
   </w:style>
-  <w:style w:type="paragraph" w:styleId="Heading3">
+  <w:style w:type="paragraph" w:styleId="Nadpis3">
     <w:name w:val="heading 3"/>
-    <w:basedOn w:val="Normal"/>
-    <w:next w:val="Normal"/>
-    <w:link w:val="Heading3Char"/>
+    <w:basedOn w:val="Normln"/>
+    <w:next w:val="Normln"/>
+    <w:link w:val="Nadpis3Char"/>
     <w:uiPriority w:val="9"/>
     <w:semiHidden/>
     <w:unhideWhenUsed/>
@@ -1115,11 +2235,11 @@
       <w:szCs w:val="28"/>
     </w:rPr>
   </w:style>
-  <w:style w:type="paragraph" w:styleId="Heading4">
+  <w:style w:type="paragraph" w:styleId="Nadpis4">
     <w:name w:val="heading 4"/>
-    <w:basedOn w:val="Normal"/>
-    <w:next w:val="Normal"/>
-    <w:link w:val="Heading4Char"/>
+    <w:basedOn w:val="Normln"/>
+    <w:next w:val="Normln"/>
+    <w:link w:val="Nadpis4Char"/>
     <w:uiPriority w:val="9"/>
     <w:semiHidden/>
     <w:unhideWhenUsed/>
@@ -1138,11 +2258,11 @@
       <w:color w:val="0F4761" w:themeColor="accent1" w:themeShade="BF"/>
     </w:rPr>
   </w:style>
-  <w:style w:type="paragraph" w:styleId="Heading5">
+  <w:style w:type="paragraph" w:styleId="Nadpis5">
     <w:name w:val="heading 5"/>
-    <w:basedOn w:val="Normal"/>
-    <w:next w:val="Normal"/>
-    <w:link w:val="Heading5Char"/>
+    <w:basedOn w:val="Normln"/>
+    <w:next w:val="Normln"/>
+    <w:link w:val="Nadpis5Char"/>
     <w:uiPriority w:val="9"/>
     <w:semiHidden/>
     <w:unhideWhenUsed/>
@@ -1159,11 +2279,11 @@
       <w:color w:val="0F4761" w:themeColor="accent1" w:themeShade="BF"/>
     </w:rPr>
   </w:style>
-  <w:style w:type="paragraph" w:styleId="Heading6">
+  <w:style w:type="paragraph" w:styleId="Nadpis6">
     <w:name w:val="heading 6"/>
-    <w:basedOn w:val="Normal"/>
-    <w:next w:val="Normal"/>
-    <w:link w:val="Heading6Char"/>
+    <w:basedOn w:val="Normln"/>
+    <w:next w:val="Normln"/>
+    <w:link w:val="Nadpis6Char"/>
     <w:uiPriority w:val="9"/>
     <w:semiHidden/>
     <w:unhideWhenUsed/>
@@ -1182,11 +2302,11 @@
       <w:color w:val="595959" w:themeColor="text1" w:themeTint="A6"/>
     </w:rPr>
   </w:style>
-  <w:style w:type="paragraph" w:styleId="Heading7">
+  <w:style w:type="paragraph" w:styleId="Nadpis7">
     <w:name w:val="heading 7"/>
-    <w:basedOn w:val="Normal"/>
-    <w:next w:val="Normal"/>
-    <w:link w:val="Heading7Char"/>
+    <w:basedOn w:val="Normln"/>
+    <w:next w:val="Normln"/>
+    <w:link w:val="Nadpis7Char"/>
     <w:uiPriority w:val="9"/>
     <w:semiHidden/>
     <w:unhideWhenUsed/>
@@ -1203,11 +2323,11 @@
       <w:color w:val="595959" w:themeColor="text1" w:themeTint="A6"/>
     </w:rPr>
   </w:style>
-  <w:style w:type="paragraph" w:styleId="Heading8">
+  <w:style w:type="paragraph" w:styleId="Nadpis8">
     <w:name w:val="heading 8"/>
-    <w:basedOn w:val="Normal"/>
-    <w:next w:val="Normal"/>
-    <w:link w:val="Heading8Char"/>
+    <w:basedOn w:val="Normln"/>
+    <w:next w:val="Normln"/>
+    <w:link w:val="Nadpis8Char"/>
     <w:uiPriority w:val="9"/>
     <w:semiHidden/>
     <w:unhideWhenUsed/>
@@ -1225,11 +2345,11 @@
       <w:color w:val="272727" w:themeColor="text1" w:themeTint="D8"/>
     </w:rPr>
   </w:style>
-  <w:style w:type="paragraph" w:styleId="Heading9">
+  <w:style w:type="paragraph" w:styleId="Nadpis9">
     <w:name w:val="heading 9"/>
-    <w:basedOn w:val="Normal"/>
-    <w:next w:val="Normal"/>
-    <w:link w:val="Heading9Char"/>
+    <w:basedOn w:val="Normln"/>
+    <w:next w:val="Normln"/>
+    <w:link w:val="Nadpis9Char"/>
     <w:uiPriority w:val="9"/>
     <w:semiHidden/>
     <w:unhideWhenUsed/>
@@ -1245,13 +2365,13 @@
       <w:color w:val="272727" w:themeColor="text1" w:themeTint="D8"/>
     </w:rPr>
   </w:style>
-  <w:style w:type="character" w:default="1" w:styleId="DefaultParagraphFont">
+  <w:style w:type="character" w:default="1" w:styleId="Standardnpsmoodstavce">
     <w:name w:val="Default Paragraph Font"/>
     <w:uiPriority w:val="1"/>
     <w:semiHidden/>
     <w:unhideWhenUsed/>
   </w:style>
-  <w:style w:type="table" w:default="1" w:styleId="TableNormal">
+  <w:style w:type="table" w:default="1" w:styleId="Normlntabulka">
     <w:name w:val="Normal Table"/>
     <w:uiPriority w:val="99"/>
     <w:semiHidden/>
@@ -1266,16 +2386,16 @@
       </w:tblCellMar>
     </w:tblPr>
   </w:style>
-  <w:style w:type="numbering" w:default="1" w:styleId="NoList">
+  <w:style w:type="numbering" w:default="1" w:styleId="Bezseznamu">
     <w:name w:val="No List"/>
     <w:uiPriority w:val="99"/>
     <w:semiHidden/>
     <w:unhideWhenUsed/>
   </w:style>
-  <w:style w:type="character" w:customStyle="1" w:styleId="Heading1Char">
-    <w:name w:val="Heading 1 Char"/>
-    <w:basedOn w:val="DefaultParagraphFont"/>
-    <w:link w:val="Heading1"/>
+  <w:style w:type="character" w:customStyle="1" w:styleId="Nadpis1Char">
+    <w:name w:val="Nadpis 1 Char"/>
+    <w:basedOn w:val="Standardnpsmoodstavce"/>
+    <w:link w:val="Nadpis1"/>
     <w:uiPriority w:val="9"/>
     <w:rsid w:val="00002BFA"/>
     <w:rPr>
@@ -1285,10 +2405,10 @@
       <w:szCs w:val="40"/>
     </w:rPr>
   </w:style>
-  <w:style w:type="character" w:customStyle="1" w:styleId="Heading2Char">
-    <w:name w:val="Heading 2 Char"/>
-    <w:basedOn w:val="DefaultParagraphFont"/>
-    <w:link w:val="Heading2"/>
+  <w:style w:type="character" w:customStyle="1" w:styleId="Nadpis2Char">
+    <w:name w:val="Nadpis 2 Char"/>
+    <w:basedOn w:val="Standardnpsmoodstavce"/>
+    <w:link w:val="Nadpis2"/>
     <w:uiPriority w:val="9"/>
     <w:semiHidden/>
     <w:rsid w:val="00002BFA"/>
@@ -1299,10 +2419,10 @@
       <w:szCs w:val="32"/>
     </w:rPr>
   </w:style>
-  <w:style w:type="character" w:customStyle="1" w:styleId="Heading3Char">
-    <w:name w:val="Heading 3 Char"/>
-    <w:basedOn w:val="DefaultParagraphFont"/>
-    <w:link w:val="Heading3"/>
+  <w:style w:type="character" w:customStyle="1" w:styleId="Nadpis3Char">
+    <w:name w:val="Nadpis 3 Char"/>
+    <w:basedOn w:val="Standardnpsmoodstavce"/>
+    <w:link w:val="Nadpis3"/>
     <w:uiPriority w:val="9"/>
     <w:semiHidden/>
     <w:rsid w:val="00002BFA"/>
@@ -1313,10 +2433,10 @@
       <w:szCs w:val="28"/>
     </w:rPr>
   </w:style>
-  <w:style w:type="character" w:customStyle="1" w:styleId="Heading4Char">
-    <w:name w:val="Heading 4 Char"/>
-    <w:basedOn w:val="DefaultParagraphFont"/>
-    <w:link w:val="Heading4"/>
+  <w:style w:type="character" w:customStyle="1" w:styleId="Nadpis4Char">
+    <w:name w:val="Nadpis 4 Char"/>
+    <w:basedOn w:val="Standardnpsmoodstavce"/>
+    <w:link w:val="Nadpis4"/>
     <w:uiPriority w:val="9"/>
     <w:semiHidden/>
     <w:rsid w:val="00002BFA"/>
@@ -1327,10 +2447,10 @@
       <w:color w:val="0F4761" w:themeColor="accent1" w:themeShade="BF"/>
     </w:rPr>
   </w:style>
-  <w:style w:type="character" w:customStyle="1" w:styleId="Heading5Char">
-    <w:name w:val="Heading 5 Char"/>
-    <w:basedOn w:val="DefaultParagraphFont"/>
-    <w:link w:val="Heading5"/>
+  <w:style w:type="character" w:customStyle="1" w:styleId="Nadpis5Char">
+    <w:name w:val="Nadpis 5 Char"/>
+    <w:basedOn w:val="Standardnpsmoodstavce"/>
+    <w:link w:val="Nadpis5"/>
     <w:uiPriority w:val="9"/>
     <w:semiHidden/>
     <w:rsid w:val="00002BFA"/>
@@ -1339,10 +2459,10 @@
       <w:color w:val="0F4761" w:themeColor="accent1" w:themeShade="BF"/>
     </w:rPr>
   </w:style>
-  <w:style w:type="character" w:customStyle="1" w:styleId="Heading6Char">
-    <w:name w:val="Heading 6 Char"/>
-    <w:basedOn w:val="DefaultParagraphFont"/>
-    <w:link w:val="Heading6"/>
+  <w:style w:type="character" w:customStyle="1" w:styleId="Nadpis6Char">
+    <w:name w:val="Nadpis 6 Char"/>
+    <w:basedOn w:val="Standardnpsmoodstavce"/>
+    <w:link w:val="Nadpis6"/>
     <w:uiPriority w:val="9"/>
     <w:semiHidden/>
     <w:rsid w:val="00002BFA"/>
@@ -1353,10 +2473,10 @@
       <w:color w:val="595959" w:themeColor="text1" w:themeTint="A6"/>
     </w:rPr>
   </w:style>
-  <w:style w:type="character" w:customStyle="1" w:styleId="Heading7Char">
-    <w:name w:val="Heading 7 Char"/>
-    <w:basedOn w:val="DefaultParagraphFont"/>
-    <w:link w:val="Heading7"/>
+  <w:style w:type="character" w:customStyle="1" w:styleId="Nadpis7Char">
+    <w:name w:val="Nadpis 7 Char"/>
+    <w:basedOn w:val="Standardnpsmoodstavce"/>
+    <w:link w:val="Nadpis7"/>
     <w:uiPriority w:val="9"/>
     <w:semiHidden/>
     <w:rsid w:val="00002BFA"/>
@@ -1365,10 +2485,10 @@
       <w:color w:val="595959" w:themeColor="text1" w:themeTint="A6"/>
     </w:rPr>
   </w:style>
-  <w:style w:type="character" w:customStyle="1" w:styleId="Heading8Char">
-    <w:name w:val="Heading 8 Char"/>
-    <w:basedOn w:val="DefaultParagraphFont"/>
-    <w:link w:val="Heading8"/>
+  <w:style w:type="character" w:customStyle="1" w:styleId="Nadpis8Char">
+    <w:name w:val="Nadpis 8 Char"/>
+    <w:basedOn w:val="Standardnpsmoodstavce"/>
+    <w:link w:val="Nadpis8"/>
     <w:uiPriority w:val="9"/>
     <w:semiHidden/>
     <w:rsid w:val="00002BFA"/>
@@ -1379,10 +2499,10 @@
       <w:color w:val="272727" w:themeColor="text1" w:themeTint="D8"/>
     </w:rPr>
   </w:style>
-  <w:style w:type="character" w:customStyle="1" w:styleId="Heading9Char">
-    <w:name w:val="Heading 9 Char"/>
-    <w:basedOn w:val="DefaultParagraphFont"/>
-    <w:link w:val="Heading9"/>
+  <w:style w:type="character" w:customStyle="1" w:styleId="Nadpis9Char">
+    <w:name w:val="Nadpis 9 Char"/>
+    <w:basedOn w:val="Standardnpsmoodstavce"/>
+    <w:link w:val="Nadpis9"/>
     <w:uiPriority w:val="9"/>
     <w:semiHidden/>
     <w:rsid w:val="00002BFA"/>
@@ -1391,11 +2511,11 @@
       <w:color w:val="272727" w:themeColor="text1" w:themeTint="D8"/>
     </w:rPr>
   </w:style>
-  <w:style w:type="paragraph" w:styleId="Title">
+  <w:style w:type="paragraph" w:styleId="Nzev">
     <w:name w:val="Title"/>
-    <w:basedOn w:val="Normal"/>
-    <w:next w:val="Normal"/>
-    <w:link w:val="TitleChar"/>
+    <w:basedOn w:val="Normln"/>
+    <w:next w:val="Normln"/>
+    <w:link w:val="NzevChar"/>
     <w:uiPriority w:val="10"/>
     <w:qFormat/>
     <w:rsid w:val="00002BFA"/>
@@ -1411,10 +2531,10 @@
       <w:szCs w:val="56"/>
     </w:rPr>
   </w:style>
-  <w:style w:type="character" w:customStyle="1" w:styleId="TitleChar">
-    <w:name w:val="Title Char"/>
-    <w:basedOn w:val="DefaultParagraphFont"/>
-    <w:link w:val="Title"/>
+  <w:style w:type="character" w:customStyle="1" w:styleId="NzevChar">
+    <w:name w:val="Název Char"/>
+    <w:basedOn w:val="Standardnpsmoodstavce"/>
+    <w:link w:val="Nzev"/>
     <w:uiPriority w:val="10"/>
     <w:rsid w:val="00002BFA"/>
     <w:rPr>
@@ -1425,11 +2545,11 @@
       <w:szCs w:val="56"/>
     </w:rPr>
   </w:style>
-  <w:style w:type="paragraph" w:styleId="Subtitle">
+  <w:style w:type="paragraph" w:styleId="Podnadpis">
     <w:name w:val="Subtitle"/>
-    <w:basedOn w:val="Normal"/>
-    <w:next w:val="Normal"/>
-    <w:link w:val="SubtitleChar"/>
+    <w:basedOn w:val="Normln"/>
+    <w:next w:val="Normln"/>
+    <w:link w:val="PodnadpisChar"/>
     <w:uiPriority w:val="11"/>
     <w:qFormat/>
     <w:rsid w:val="00002BFA"/>
@@ -1446,10 +2566,10 @@
       <w:szCs w:val="28"/>
     </w:rPr>
   </w:style>
-  <w:style w:type="character" w:customStyle="1" w:styleId="SubtitleChar">
-    <w:name w:val="Subtitle Char"/>
-    <w:basedOn w:val="DefaultParagraphFont"/>
-    <w:link w:val="Subtitle"/>
+  <w:style w:type="character" w:customStyle="1" w:styleId="PodnadpisChar">
+    <w:name w:val="Podnadpis Char"/>
+    <w:basedOn w:val="Standardnpsmoodstavce"/>
+    <w:link w:val="Podnadpis"/>
     <w:uiPriority w:val="11"/>
     <w:rsid w:val="00002BFA"/>
     <w:rPr>
@@ -1460,11 +2580,11 @@
       <w:szCs w:val="28"/>
     </w:rPr>
   </w:style>
-  <w:style w:type="paragraph" w:styleId="Quote">
+  <w:style w:type="paragraph" w:styleId="Citt">
     <w:name w:val="Quote"/>
-    <w:basedOn w:val="Normal"/>
-    <w:next w:val="Normal"/>
-    <w:link w:val="QuoteChar"/>
+    <w:basedOn w:val="Normln"/>
+    <w:next w:val="Normln"/>
+    <w:link w:val="CittChar"/>
     <w:uiPriority w:val="29"/>
     <w:qFormat/>
     <w:rsid w:val="00002BFA"/>
@@ -1478,10 +2598,10 @@
       <w:color w:val="404040" w:themeColor="text1" w:themeTint="BF"/>
     </w:rPr>
   </w:style>
-  <w:style w:type="character" w:customStyle="1" w:styleId="QuoteChar">
-    <w:name w:val="Quote Char"/>
-    <w:basedOn w:val="DefaultParagraphFont"/>
-    <w:link w:val="Quote"/>
+  <w:style w:type="character" w:customStyle="1" w:styleId="CittChar">
+    <w:name w:val="Citát Char"/>
+    <w:basedOn w:val="Standardnpsmoodstavce"/>
+    <w:link w:val="Citt"/>
     <w:uiPriority w:val="29"/>
     <w:rsid w:val="00002BFA"/>
     <w:rPr>
@@ -1490,9 +2610,9 @@
       <w:color w:val="404040" w:themeColor="text1" w:themeTint="BF"/>
     </w:rPr>
   </w:style>
-  <w:style w:type="paragraph" w:styleId="ListParagraph">
+  <w:style w:type="paragraph" w:styleId="Odstavecseseznamem">
     <w:name w:val="List Paragraph"/>
-    <w:basedOn w:val="Normal"/>
+    <w:basedOn w:val="Normln"/>
     <w:uiPriority w:val="34"/>
     <w:qFormat/>
     <w:rsid w:val="00002BFA"/>
@@ -1501,9 +2621,9 @@
       <w:contextualSpacing/>
     </w:pPr>
   </w:style>
-  <w:style w:type="character" w:styleId="IntenseEmphasis">
+  <w:style w:type="character" w:styleId="Zdraznnintenzivn">
     <w:name w:val="Intense Emphasis"/>
-    <w:basedOn w:val="DefaultParagraphFont"/>
+    <w:basedOn w:val="Standardnpsmoodstavce"/>
     <w:uiPriority w:val="21"/>
     <w:qFormat/>
     <w:rsid w:val="00002BFA"/>
@@ -1513,11 +2633,11 @@
       <w:color w:val="0F4761" w:themeColor="accent1" w:themeShade="BF"/>
     </w:rPr>
   </w:style>
-  <w:style w:type="paragraph" w:styleId="IntenseQuote">
+  <w:style w:type="paragraph" w:styleId="Vrazncitt">
     <w:name w:val="Intense Quote"/>
-    <w:basedOn w:val="Normal"/>
-    <w:next w:val="Normal"/>
-    <w:link w:val="IntenseQuoteChar"/>
+    <w:basedOn w:val="Normln"/>
+    <w:next w:val="Normln"/>
+    <w:link w:val="VrazncittChar"/>
     <w:uiPriority w:val="30"/>
     <w:qFormat/>
     <w:rsid w:val="00002BFA"/>
@@ -1536,10 +2656,10 @@
       <w:color w:val="0F4761" w:themeColor="accent1" w:themeShade="BF"/>
     </w:rPr>
   </w:style>
-  <w:style w:type="character" w:customStyle="1" w:styleId="IntenseQuoteChar">
-    <w:name w:val="Intense Quote Char"/>
-    <w:basedOn w:val="DefaultParagraphFont"/>
-    <w:link w:val="IntenseQuote"/>
+  <w:style w:type="character" w:customStyle="1" w:styleId="VrazncittChar">
+    <w:name w:val="Výrazný citát Char"/>
+    <w:basedOn w:val="Standardnpsmoodstavce"/>
+    <w:link w:val="Vrazncitt"/>
     <w:uiPriority w:val="30"/>
     <w:rsid w:val="00002BFA"/>
     <w:rPr>
@@ -1548,9 +2668,9 @@
       <w:color w:val="0F4761" w:themeColor="accent1" w:themeShade="BF"/>
     </w:rPr>
   </w:style>
-  <w:style w:type="character" w:styleId="IntenseReference">
+  <w:style w:type="character" w:styleId="Odkazintenzivn">
     <w:name w:val="Intense Reference"/>
-    <w:basedOn w:val="DefaultParagraphFont"/>
+    <w:basedOn w:val="Standardnpsmoodstavce"/>
     <w:uiPriority w:val="32"/>
     <w:qFormat/>
     <w:rsid w:val="00002BFA"/>
@@ -1562,9 +2682,9 @@
       <w:spacing w:val="5"/>
     </w:rPr>
   </w:style>
-  <w:style w:type="paragraph" w:styleId="NormalWeb">
+  <w:style w:type="paragraph" w:styleId="Normlnweb">
     <w:name w:val="Normal (Web)"/>
-    <w:basedOn w:val="Normal"/>
+    <w:basedOn w:val="Normln"/>
     <w:uiPriority w:val="99"/>
     <w:semiHidden/>
     <w:unhideWhenUsed/>
@@ -1573,9 +2693,9 @@
       <w:spacing w:before="100" w:beforeAutospacing="1" w:after="100" w:afterAutospacing="1"/>
     </w:pPr>
   </w:style>
-  <w:style w:type="character" w:styleId="Hyperlink">
+  <w:style w:type="character" w:styleId="Hypertextovodkaz">
     <w:name w:val="Hyperlink"/>
-    <w:basedOn w:val="DefaultParagraphFont"/>
+    <w:basedOn w:val="Standardnpsmoodstavce"/>
     <w:uiPriority w:val="99"/>
     <w:unhideWhenUsed/>
     <w:rsid w:val="00080640"/>
@@ -1584,11 +2704,11 @@
       <w:u w:val="single"/>
     </w:rPr>
   </w:style>
-  <w:style w:type="paragraph" w:styleId="z-TopofForm">
+  <w:style w:type="paragraph" w:styleId="z-Zatekformule">
     <w:name w:val="HTML Top of Form"/>
-    <w:basedOn w:val="Normal"/>
-    <w:next w:val="Normal"/>
-    <w:link w:val="z-TopofFormChar"/>
+    <w:basedOn w:val="Normln"/>
+    <w:next w:val="Normln"/>
+    <w:link w:val="z-ZatekformuleChar"/>
     <w:hidden/>
     <w:uiPriority w:val="99"/>
     <w:semiHidden/>
@@ -1607,10 +2727,10 @@
       <w:szCs w:val="16"/>
     </w:rPr>
   </w:style>
-  <w:style w:type="character" w:customStyle="1" w:styleId="z-TopofFormChar">
-    <w:name w:val="z-Top of Form Char"/>
-    <w:basedOn w:val="DefaultParagraphFont"/>
-    <w:link w:val="z-TopofForm"/>
+  <w:style w:type="character" w:customStyle="1" w:styleId="z-ZatekformuleChar">
+    <w:name w:val="z-Začátek formuláře Char"/>
+    <w:basedOn w:val="Standardnpsmoodstavce"/>
+    <w:link w:val="z-Zatekformule"/>
     <w:uiPriority w:val="99"/>
     <w:semiHidden/>
     <w:rsid w:val="00CF1770"/>
@@ -1623,11 +2743,11 @@
       <w14:ligatures w14:val="none"/>
     </w:rPr>
   </w:style>
-  <w:style w:type="paragraph" w:styleId="z-BottomofForm">
+  <w:style w:type="paragraph" w:styleId="z-Konecformule">
     <w:name w:val="HTML Bottom of Form"/>
-    <w:basedOn w:val="Normal"/>
-    <w:next w:val="Normal"/>
-    <w:link w:val="z-BottomofFormChar"/>
+    <w:basedOn w:val="Normln"/>
+    <w:next w:val="Normln"/>
+    <w:link w:val="z-KonecformuleChar"/>
     <w:hidden/>
     <w:uiPriority w:val="99"/>
     <w:semiHidden/>
@@ -1646,10 +2766,10 @@
       <w:szCs w:val="16"/>
     </w:rPr>
   </w:style>
-  <w:style w:type="character" w:customStyle="1" w:styleId="z-BottomofFormChar">
-    <w:name w:val="z-Bottom of Form Char"/>
-    <w:basedOn w:val="DefaultParagraphFont"/>
-    <w:link w:val="z-BottomofForm"/>
+  <w:style w:type="character" w:customStyle="1" w:styleId="z-KonecformuleChar">
+    <w:name w:val="z-Konec formuláře Char"/>
+    <w:basedOn w:val="Standardnpsmoodstavce"/>
+    <w:link w:val="z-Konecformule"/>
     <w:uiPriority w:val="99"/>
     <w:semiHidden/>
     <w:rsid w:val="00CF1770"/>
@@ -1662,9 +2782,9 @@
       <w14:ligatures w14:val="none"/>
     </w:rPr>
   </w:style>
-  <w:style w:type="character" w:styleId="UnresolvedMention">
+  <w:style w:type="character" w:styleId="Nevyeenzmnka">
     <w:name w:val="Unresolved Mention"/>
-    <w:basedOn w:val="DefaultParagraphFont"/>
+    <w:basedOn w:val="Standardnpsmoodstavce"/>
     <w:uiPriority w:val="99"/>
     <w:semiHidden/>
     <w:unhideWhenUsed/>
@@ -1674,9 +2794,9 @@
       <w:shd w:val="clear" w:color="auto" w:fill="E1DFDD"/>
     </w:rPr>
   </w:style>
-  <w:style w:type="character" w:styleId="Emphasis">
+  <w:style w:type="character" w:styleId="Zdraznn">
     <w:name w:val="Emphasis"/>
-    <w:basedOn w:val="DefaultParagraphFont"/>
+    <w:basedOn w:val="Standardnpsmoodstavce"/>
     <w:uiPriority w:val="20"/>
     <w:qFormat/>
     <w:rsid w:val="003D6BFD"/>
@@ -1685,7 +2805,7 @@
       <w:iCs/>
     </w:rPr>
   </w:style>
-  <w:style w:type="paragraph" w:styleId="NoSpacing">
+  <w:style w:type="paragraph" w:styleId="Bezmezer">
     <w:name w:val="No Spacing"/>
     <w:uiPriority w:val="1"/>
     <w:qFormat/>
